--- a/周报/孙玮利3.docx
+++ b/周报/孙玮利3.docx
@@ -188,7 +188,14 @@
                 <w:rFonts w:ascii="宋体" w:eastAsia="宋体" w:hAnsi="宋体" w:cs="宋体" w:hint="eastAsia"/>
                 <w:color w:val="000000"/>
               </w:rPr>
-              <w:t>2025．2.26</w:t>
+              <w:t>2025．</w:t>
+            </w:r>
+            <w:r>
+              <w:rPr>
+                <w:rFonts w:ascii="宋体" w:eastAsia="宋体" w:hAnsi="宋体" w:cs="宋体" w:hint="eastAsia"/>
+                <w:color w:val="000000"/>
+              </w:rPr>
+              <w:t>3.12</w:t>
             </w:r>
           </w:p>
         </w:tc>
@@ -333,10 +340,28 @@
             <w:pPr>
               <w:textAlignment w:val="top"/>
               <w:rPr>
+                <w:rFonts w:ascii="宋体" w:eastAsia="宋体" w:hAnsi="宋体" w:cs="宋体" w:hint="eastAsia"/>
+                <w:color w:val="000000"/>
+                <w:lang w:bidi="ar"/>
+              </w:rPr>
+            </w:pPr>
+            <w:r>
+              <w:rPr>
                 <w:rFonts w:ascii="宋体" w:eastAsia="宋体" w:hAnsi="宋体" w:cs="宋体"/>
                 <w:color w:val="000000"/>
                 <w:lang w:bidi="ar"/>
               </w:rPr>
+              <w:t>  负责整理AI健康建议模块的功能需求，明确输入输出格式</w:t>
+            </w:r>
+          </w:p>
+          <w:p>
+            <w:pPr>
+              <w:textAlignment w:val="top"/>
+              <w:rPr>
+                <w:rFonts w:ascii="宋体" w:eastAsia="宋体" w:hAnsi="宋体" w:cs="宋体" w:hint="eastAsia"/>
+                <w:color w:val="000000"/>
+                <w:lang w:bidi="ar"/>
+              </w:rPr>
             </w:pPr>
             <w:r>
               <w:rPr>
@@ -344,17 +369,35 @@
                 <w:color w:val="000000"/>
                 <w:lang w:bidi="ar"/>
               </w:rPr>
-              <w:t>  负责整理AI健康建议模块的功能需求，明确输入输出格式</w:t>
+              <w:t>  研究非功能需求，重点分析AI计算性能与响应时间要求</w:t>
             </w:r>
           </w:p>
           <w:p>
             <w:pPr>
               <w:textAlignment w:val="top"/>
               <w:rPr>
+                <w:rFonts w:ascii="宋体" w:eastAsia="宋体" w:hAnsi="宋体" w:cs="宋体" w:hint="eastAsia"/>
+                <w:color w:val="000000"/>
+                <w:lang w:bidi="ar"/>
+              </w:rPr>
+            </w:pPr>
+            <w:r>
+              <w:rPr>
                 <w:rFonts w:ascii="宋体" w:eastAsia="宋体" w:hAnsi="宋体" w:cs="宋体"/>
                 <w:color w:val="000000"/>
                 <w:lang w:bidi="ar"/>
               </w:rPr>
+              <w:t>  参与需求讨论，优化AI与小程序的交互逻辑</w:t>
+            </w:r>
+          </w:p>
+          <w:p>
+            <w:pPr>
+              <w:textAlignment w:val="top"/>
+              <w:rPr>
+                <w:rFonts w:ascii="宋体" w:eastAsia="宋体" w:hAnsi="宋体" w:cs="宋体" w:hint="eastAsia"/>
+                <w:color w:val="000000"/>
+                <w:lang w:bidi="ar"/>
+              </w:rPr>
             </w:pPr>
             <w:r>
               <w:rPr>
@@ -362,68 +405,32 @@
                 <w:color w:val="000000"/>
                 <w:lang w:bidi="ar"/>
               </w:rPr>
-              <w:t>  研究非功能需求，重点分析AI计算性能与响应时间要求</w:t>
+              <w:t>  研究健康数据分类，确保生成的建议符合用户实际需求</w:t>
             </w:r>
           </w:p>
           <w:p>
             <w:pPr>
               <w:textAlignment w:val="top"/>
               <w:rPr>
-                <w:rFonts w:ascii="宋体" w:eastAsia="宋体" w:hAnsi="宋体" w:cs="宋体"/>
-                <w:color w:val="000000"/>
-                <w:lang w:bidi="ar"/>
-              </w:rPr>
-            </w:pPr>
-            <w:r>
-              <w:rPr>
-                <w:rFonts w:ascii="宋体" w:eastAsia="宋体" w:hAnsi="宋体" w:cs="宋体"/>
-                <w:color w:val="000000"/>
-                <w:lang w:bidi="ar"/>
-              </w:rPr>
-              <w:t>  参与需求讨论，优化AI与小程序的交互逻辑</w:t>
+                <w:rFonts w:ascii="宋体" w:eastAsia="宋体" w:hAnsi="宋体" w:cs="宋体" w:hint="eastAsia"/>
+                <w:color w:val="000000"/>
+                <w:lang w:bidi="ar"/>
+              </w:rPr>
+            </w:pPr>
+            <w:r>
+              <w:rPr>
+                <w:rFonts w:ascii="宋体" w:eastAsia="宋体" w:hAnsi="宋体" w:cs="宋体" w:hint="eastAsia"/>
+                <w:color w:val="000000"/>
+                <w:lang w:bidi="ar"/>
+              </w:rPr>
+              <w:t>未完成的内容：</w:t>
             </w:r>
           </w:p>
           <w:p>
             <w:pPr>
               <w:textAlignment w:val="top"/>
               <w:rPr>
-                <w:rFonts w:ascii="宋体" w:eastAsia="宋体" w:hAnsi="宋体" w:cs="宋体"/>
-                <w:color w:val="000000"/>
-                <w:lang w:bidi="ar"/>
-              </w:rPr>
-            </w:pPr>
-            <w:r>
-              <w:rPr>
-                <w:rFonts w:ascii="宋体" w:eastAsia="宋体" w:hAnsi="宋体" w:cs="宋体"/>
-                <w:color w:val="000000"/>
-                <w:lang w:bidi="ar"/>
-              </w:rPr>
-              <w:t>  研究健康数据分类，确保生成的建议符合用户实际需求</w:t>
-            </w:r>
-          </w:p>
-          <w:p>
-            <w:pPr>
-              <w:textAlignment w:val="top"/>
-              <w:rPr>
-                <w:rFonts w:ascii="宋体" w:eastAsia="宋体" w:hAnsi="宋体" w:cs="宋体" w:hint="eastAsia"/>
-                <w:color w:val="000000"/>
-                <w:lang w:bidi="ar"/>
-              </w:rPr>
-            </w:pPr>
-            <w:r>
-              <w:rPr>
-                <w:rFonts w:ascii="宋体" w:eastAsia="宋体" w:hAnsi="宋体" w:cs="宋体" w:hint="eastAsia"/>
-                <w:color w:val="000000"/>
-                <w:lang w:bidi="ar"/>
-              </w:rPr>
-              <w:t>未完成的内容：</w:t>
-            </w:r>
-          </w:p>
-          <w:p>
-            <w:pPr>
-              <w:textAlignment w:val="top"/>
-              <w:rPr>
-                <w:rFonts w:ascii="宋体" w:eastAsia="宋体" w:hAnsi="宋体" w:cs="宋体"/>
+                <w:rFonts w:ascii="宋体" w:eastAsia="宋体" w:hAnsi="宋体" w:cs="宋体" w:hint="eastAsia"/>
                 <w:color w:val="000000"/>
                 <w:lang w:bidi="ar"/>
               </w:rPr>
@@ -572,10 +579,28 @@
             <w:pPr>
               <w:textAlignment w:val="top"/>
               <w:rPr>
+                <w:rFonts w:ascii="宋体" w:eastAsia="宋体" w:hAnsi="宋体" w:cs="宋体" w:hint="eastAsia"/>
+                <w:color w:val="000000"/>
+                <w:lang w:bidi="ar"/>
+              </w:rPr>
+            </w:pPr>
+            <w:r>
+              <w:rPr>
                 <w:rFonts w:ascii="宋体" w:eastAsia="宋体" w:hAnsi="宋体" w:cs="宋体"/>
                 <w:color w:val="000000"/>
                 <w:lang w:bidi="ar"/>
               </w:rPr>
+              <w:t>  AI健康建议的准确性依赖数据质量，需明确数据采集标准</w:t>
+            </w:r>
+          </w:p>
+          <w:p>
+            <w:pPr>
+              <w:textAlignment w:val="top"/>
+              <w:rPr>
+                <w:rFonts w:ascii="宋体" w:eastAsia="宋体" w:hAnsi="宋体" w:cs="宋体" w:hint="eastAsia"/>
+                <w:color w:val="000000"/>
+                <w:lang w:bidi="ar"/>
+              </w:rPr>
             </w:pPr>
             <w:r>
               <w:rPr>
@@ -583,43 +608,7 @@
                 <w:color w:val="000000"/>
                 <w:lang w:bidi="ar"/>
               </w:rPr>
-              <w:t>  AI健康建议的准确性依赖数据质量，需明确数据采集标准</w:t>
-            </w:r>
-          </w:p>
-          <w:p>
-            <w:pPr>
-              <w:textAlignment w:val="top"/>
-              <w:rPr>
-                <w:rFonts w:ascii="宋体" w:eastAsia="宋体" w:hAnsi="宋体" w:cs="宋体" w:hint="eastAsia"/>
-                <w:color w:val="000000"/>
-                <w:lang w:bidi="ar"/>
-              </w:rPr>
-            </w:pPr>
-            <w:r>
-              <w:rPr>
-                <w:rFonts w:ascii="宋体" w:eastAsia="宋体" w:hAnsi="宋体" w:cs="宋体"/>
-                <w:color w:val="000000"/>
-                <w:lang w:bidi="ar"/>
-              </w:rPr>
-              <w:t xml:space="preserve">  </w:t>
-            </w:r>
-            <w:proofErr w:type="gramStart"/>
-            <w:r>
-              <w:rPr>
-                <w:rFonts w:ascii="宋体" w:eastAsia="宋体" w:hAnsi="宋体" w:cs="宋体"/>
-                <w:color w:val="000000"/>
-                <w:lang w:bidi="ar"/>
-              </w:rPr>
-              <w:t>微信小</w:t>
-            </w:r>
-            <w:proofErr w:type="gramEnd"/>
-            <w:r>
-              <w:rPr>
-                <w:rFonts w:ascii="宋体" w:eastAsia="宋体" w:hAnsi="宋体" w:cs="宋体"/>
-                <w:color w:val="000000"/>
-                <w:lang w:bidi="ar"/>
-              </w:rPr>
-              <w:t>程序的API调用限制可能影响AI的实时性</w:t>
+              <w:t>  微信小程序的API调用限制可能影响AI的实时性</w:t>
             </w:r>
           </w:p>
         </w:tc>
@@ -980,17 +969,17 @@
             <w:pPr>
               <w:textAlignment w:val="top"/>
               <w:rPr>
+                <w:rFonts w:ascii="宋体" w:eastAsia="宋体" w:hAnsi="宋体" w:cs="宋体" w:hint="eastAsia"/>
+                <w:color w:val="000000"/>
+                <w:lang w:bidi="ar"/>
+              </w:rPr>
+            </w:pPr>
+            <w:r>
+              <w:rPr>
                 <w:rFonts w:ascii="宋体" w:eastAsia="宋体" w:hAnsi="宋体" w:cs="宋体"/>
                 <w:color w:val="000000"/>
                 <w:lang w:bidi="ar"/>
               </w:rPr>
-            </w:pPr>
-            <w:r>
-              <w:rPr>
-                <w:rFonts w:ascii="宋体" w:eastAsia="宋体" w:hAnsi="宋体" w:cs="宋体"/>
-                <w:color w:val="000000"/>
-                <w:lang w:bidi="ar"/>
-              </w:rPr>
               <w:t>  完成需求规格说明书中AI模块的描述</w:t>
             </w:r>
           </w:p>
@@ -998,7 +987,7 @@
             <w:pPr>
               <w:textAlignment w:val="top"/>
               <w:rPr>
-                <w:rFonts w:ascii="宋体" w:eastAsia="宋体" w:hAnsi="宋体" w:cs="宋体"/>
+                <w:rFonts w:ascii="宋体" w:eastAsia="宋体" w:hAnsi="宋体" w:cs="宋体" w:hint="eastAsia"/>
                 <w:color w:val="000000"/>
                 <w:lang w:bidi="ar"/>
               </w:rPr>
@@ -1886,6 +1875,7 @@
   <w:style w:type="character" w:default="1" w:styleId="a0">
     <w:name w:val="Default Paragraph Font"/>
     <w:uiPriority w:val="1"/>
+    <w:semiHidden/>
     <w:unhideWhenUsed/>
   </w:style>
   <w:style w:type="table" w:default="1" w:styleId="a1">
